--- a/06-学生侧材料/讲义/_数学工具/第6讲：量纲、数量级与估算——算之前先知道答案长什么样（Word清稿）.docx
+++ b/06-学生侧材料/讲义/_数学工具/第6讲：量纲、数量级与估算——算之前先知道答案长什么样（Word清稿）.docx
@@ -2,7 +2,7 @@
 <file path=word/document.xml><?xml version="1.0" encoding="utf-8"?>
 <w:document xmlns:w="http://schemas.openxmlformats.org/wordprocessingml/2006/main" xmlns:m="http://schemas.openxmlformats.org/officeDocument/2006/math" xmlns:r="http://schemas.openxmlformats.org/officeDocument/2006/relationships" xmlns:o="urn:schemas-microsoft-com:office:office" xmlns:v="urn:schemas-microsoft-com:vml" xmlns:w10="urn:schemas-microsoft-com:office:word" xmlns:a="http://schemas.openxmlformats.org/drawingml/2006/main" xmlns:pic="http://schemas.openxmlformats.org/drawingml/2006/picture" xmlns:wp="http://schemas.openxmlformats.org/drawingml/2006/wordprocessingDrawing">
   <w:body>
-    <w:bookmarkStart w:id="54" w:name="第6讲量纲数量级与估算算之前先知道答案长什么样"/>
+    <w:bookmarkStart w:id="55" w:name="第6讲量纲数量级与估算算之前先知道答案长什么样"/>
     <w:p>
       <w:pPr>
         <w:pStyle w:val="Heading1"/>
@@ -25271,7 +25271,530 @@
     </w:p>
     <w:bookmarkEnd w:id="44"/>
     <w:bookmarkEnd w:id="45"/>
-    <w:bookmarkStart w:id="46" w:name="九核心公式速查"/>
+    <w:bookmarkStart w:id="46" w:name="本讲小结"/>
+    <w:p>
+      <w:pPr>
+        <w:pStyle w:val="Heading2"/>
+        <w:spacing w:before="280" w:after="120"/>
+      </w:pPr>
+      <w:r>
+        <w:rPr>
+          <w:rFonts w:hint="eastAsia" w:ascii="Times New Roman" w:hAnsi="Times New Roman" w:eastAsia="SimHei" w:cs="Times New Roman"/>
+        </w:rPr>
+        <w:t xml:space="preserve">本讲小结</w:t>
+      </w:r>
+    </w:p>
+    <w:p>
+      <w:pPr>
+        <w:pStyle w:val="FirstParagraph"/>
+      </w:pPr>
+      <w:r>
+        <w:rPr>
+          <w:rFonts w:hint="eastAsia" w:ascii="Times New Roman" w:hAnsi="Times New Roman" w:eastAsia="FangSong" w:cs="Times New Roman"/>
+        </w:rPr>
+        <w:t>本讲主线</w:t>
+      </w:r>
+      <w:r>
+        <w:rPr>
+          <w:rFonts w:hint="eastAsia" w:ascii="Times New Roman" w:hAnsi="Times New Roman" w:eastAsia="Times New Roman" w:cs="Times New Roman"/>
+        </w:rPr>
+        <w:t>：</w:t>
+      </w:r>
+      <w:r>
+        <w:rPr>
+          <w:rFonts w:hint="eastAsia" w:ascii="Times New Roman" w:hAnsi="Times New Roman" w:eastAsia="FangSong" w:cs="Times New Roman"/>
+          <w:b/>
+          <w:bCs/>
+        </w:rPr>
+        <w:t>先看</w:t>
+      </w:r>
+      <w:r>
+        <w:rPr>
+          <w:rFonts w:hint="eastAsia" w:ascii="Times New Roman" w:hAnsi="Times New Roman" w:eastAsia="Times New Roman" w:cs="Times New Roman"/>
+          <w:b/>
+          <w:bCs/>
+        </w:rPr>
+        <w:t>「</w:t>
+      </w:r>
+      <w:r>
+        <w:rPr>
+          <w:rFonts w:hint="eastAsia" w:ascii="Times New Roman" w:hAnsi="Times New Roman" w:eastAsia="FangSong" w:cs="Times New Roman"/>
+          <w:b/>
+          <w:bCs/>
+        </w:rPr>
+        <w:t>什么东西</w:t>
+      </w:r>
+      <w:r>
+        <w:rPr>
+          <w:rFonts w:hint="eastAsia" w:ascii="Times New Roman" w:hAnsi="Times New Roman" w:eastAsia="Times New Roman" w:cs="Times New Roman"/>
+          <w:b/>
+          <w:bCs/>
+        </w:rPr>
+        <w:t>」（</w:t>
+      </w:r>
+      <w:r>
+        <w:rPr>
+          <w:rFonts w:hint="eastAsia" w:ascii="Times New Roman" w:hAnsi="Times New Roman" w:eastAsia="FangSong" w:cs="Times New Roman"/>
+          <w:b/>
+          <w:bCs/>
+        </w:rPr>
+        <w:t>量纲</w:t>
+      </w:r>
+      <w:r>
+        <w:rPr>
+          <w:rFonts w:hint="eastAsia" w:ascii="Times New Roman" w:hAnsi="Times New Roman" w:eastAsia="Times New Roman" w:cs="Times New Roman"/>
+          <w:b/>
+          <w:bCs/>
+        </w:rPr>
+        <w:t>），</w:t>
+      </w:r>
+      <w:r>
+        <w:rPr>
+          <w:rFonts w:hint="eastAsia" w:ascii="Times New Roman" w:hAnsi="Times New Roman" w:eastAsia="FangSong" w:cs="Times New Roman"/>
+          <w:b/>
+          <w:bCs/>
+        </w:rPr>
+        <w:t>再看</w:t>
+      </w:r>
+      <w:r>
+        <w:rPr>
+          <w:rFonts w:hint="eastAsia" w:ascii="Times New Roman" w:hAnsi="Times New Roman" w:eastAsia="Times New Roman" w:cs="Times New Roman"/>
+          <w:b/>
+          <w:bCs/>
+        </w:rPr>
+        <w:t>「</w:t>
+      </w:r>
+      <w:r>
+        <w:rPr>
+          <w:rFonts w:hint="eastAsia" w:ascii="Times New Roman" w:hAnsi="Times New Roman" w:eastAsia="FangSong" w:cs="Times New Roman"/>
+          <w:b/>
+          <w:bCs/>
+        </w:rPr>
+        <w:t>多大</w:t>
+      </w:r>
+      <w:r>
+        <w:rPr>
+          <w:rFonts w:hint="eastAsia" w:ascii="Times New Roman" w:hAnsi="Times New Roman" w:eastAsia="Times New Roman" w:cs="Times New Roman"/>
+          <w:b/>
+          <w:bCs/>
+        </w:rPr>
+        <w:t>」（</w:t>
+      </w:r>
+      <w:r>
+        <w:rPr>
+          <w:rFonts w:hint="eastAsia" w:ascii="Times New Roman" w:hAnsi="Times New Roman" w:eastAsia="FangSong" w:cs="Times New Roman"/>
+          <w:b/>
+          <w:bCs/>
+        </w:rPr>
+        <w:t>数量级</w:t>
+      </w:r>
+      <w:r>
+        <w:rPr>
+          <w:rFonts w:hint="eastAsia" w:ascii="Times New Roman" w:hAnsi="Times New Roman" w:eastAsia="Times New Roman" w:cs="Times New Roman"/>
+          <w:b/>
+          <w:bCs/>
+        </w:rPr>
+        <w:t>），</w:t>
+      </w:r>
+      <w:r>
+        <w:rPr>
+          <w:rFonts w:hint="eastAsia" w:ascii="Times New Roman" w:hAnsi="Times New Roman" w:eastAsia="FangSong" w:cs="Times New Roman"/>
+          <w:b/>
+          <w:bCs/>
+        </w:rPr>
+        <w:t>最后才谈数字</w:t>
+      </w:r>
+      <w:r>
+        <w:rPr>
+          <w:rFonts w:ascii="Times New Roman" w:hAnsi="Times New Roman" w:eastAsia="Times New Roman" w:cs="Times New Roman"/>
+        </w:rPr>
+        <w:t xml:space="preserve">。</w:t>
+      </w:r>
+    </w:p>
+    <w:p>
+      <w:pPr>
+        <w:pStyle w:val="Compact"/>
+        <w:numPr>
+          <w:ilvl w:val="0"/>
+          <w:numId w:val="1005"/>
+        </w:numPr>
+      </w:pPr>
+      <w:r>
+        <w:rPr>
+          <w:rFonts w:hint="eastAsia" w:ascii="Times New Roman" w:hAnsi="Times New Roman" w:eastAsia="FangSong" w:cs="Times New Roman"/>
+          <w:b/>
+          <w:bCs/>
+        </w:rPr>
+        <w:t xml:space="preserve">量纲一致性</w:t>
+      </w:r>
+      <w:r>
+        <w:rPr>
+          <w:rFonts w:hint="eastAsia" w:ascii="Times New Roman" w:hAnsi="Times New Roman" w:eastAsia="FangSong" w:cs="Times New Roman"/>
+        </w:rPr>
+        <w:t>是第一件武器</w:t>
+      </w:r>
+      <w:r>
+        <w:rPr>
+          <w:rFonts w:hint="eastAsia" w:ascii="Times New Roman" w:hAnsi="Times New Roman" w:eastAsia="Times New Roman" w:cs="Times New Roman"/>
+        </w:rPr>
+        <w:t>：</w:t>
+      </w:r>
+      <w:r>
+        <w:rPr>
+          <w:rFonts w:hint="eastAsia" w:ascii="Times New Roman" w:hAnsi="Times New Roman" w:eastAsia="FangSong" w:cs="Times New Roman"/>
+        </w:rPr>
+        <w:t>等式两边量纲必须相同</w:t>
+      </w:r>
+      <w:r>
+        <w:rPr>
+          <w:rFonts w:hint="eastAsia" w:ascii="Times New Roman" w:hAnsi="Times New Roman" w:eastAsia="Times New Roman" w:cs="Times New Roman"/>
+        </w:rPr>
+        <w:t>——</w:t>
+      </w:r>
+      <w:r>
+        <w:rPr>
+          <w:rFonts w:hint="eastAsia" w:ascii="Times New Roman" w:hAnsi="Times New Roman" w:eastAsia="FangSong" w:cs="Times New Roman"/>
+        </w:rPr>
+        <w:t>验公式</w:t>
+      </w:r>
+      <w:r>
+        <w:rPr>
+          <w:rFonts w:hint="eastAsia" w:ascii="Times New Roman" w:hAnsi="Times New Roman" w:eastAsia="Times New Roman" w:cs="Times New Roman"/>
+        </w:rPr>
+        <w:t>、</w:t>
+      </w:r>
+      <w:r>
+        <w:rPr>
+          <w:rFonts w:hint="eastAsia" w:ascii="Times New Roman" w:hAnsi="Times New Roman" w:eastAsia="FangSong" w:cs="Times New Roman"/>
+        </w:rPr>
+        <w:t>查漏项一秒见效</w:t>
+      </w:r>
+      <w:r>
+        <w:rPr>
+          <w:rFonts w:hint="eastAsia" w:ascii="Times New Roman" w:hAnsi="Times New Roman" w:eastAsia="Times New Roman" w:cs="Times New Roman"/>
+        </w:rPr>
+        <w:t>。</w:t>
+      </w:r>
+    </w:p>
+    <w:p>
+      <w:pPr>
+        <w:pStyle w:val="Compact"/>
+        <w:numPr>
+          <w:ilvl w:val="0"/>
+          <w:numId w:val="1005"/>
+        </w:numPr>
+      </w:pPr>
+      <w:r>
+        <w:rPr>
+          <w:rFonts w:hint="eastAsia" w:ascii="Times New Roman" w:hAnsi="Times New Roman" w:eastAsia="FangSong" w:cs="Times New Roman"/>
+          <w:b/>
+          <w:bCs/>
+        </w:rPr>
+        <w:t xml:space="preserve">量纲分析三招</w:t>
+      </w:r>
+      <w:r>
+        <w:rPr>
+          <w:rFonts w:hint="eastAsia" w:ascii="Times New Roman" w:hAnsi="Times New Roman" w:eastAsia="FangSong" w:cs="Times New Roman"/>
+        </w:rPr>
+        <w:t>能从物理常识直接推出标度关系</w:t>
+      </w:r>
+      <w:r>
+        <w:rPr>
+          <w:rFonts w:hint="eastAsia" w:ascii="Times New Roman" w:hAnsi="Times New Roman" w:eastAsia="Times New Roman" w:cs="Times New Roman"/>
+        </w:rPr>
+        <w:t>（</w:t>
+      </w:r>
+      <w:r>
+        <w:rPr>
+          <w:rFonts w:hint="eastAsia" w:ascii="Times New Roman" w:hAnsi="Times New Roman" w:eastAsia="FangSong" w:cs="Times New Roman"/>
+        </w:rPr>
+        <w:t>如单摆周期只依赖</w:t>
+      </w:r>
+      <w:r>
+        <w:rPr>
+          <w:rFonts w:ascii="Times New Roman" w:hAnsi="Times New Roman" w:eastAsia="Times New Roman" w:cs="Times New Roman"/>
+        </w:rPr>
+        <w:t xml:space="preserve"> </w:t>
+      </w:r>
+      <w:r>
+        <w:rPr>
+          <w:rFonts w:hint="eastAsia" w:ascii="Times New Roman" w:hAnsi="Times New Roman" w:eastAsia="Times New Roman" w:cs="Times New Roman"/>
+        </w:rPr>
+        <w:t>√(l/g)），</w:t>
+      </w:r>
+      <w:r>
+        <w:rPr>
+          <w:rFonts w:hint="eastAsia" w:ascii="Times New Roman" w:hAnsi="Times New Roman" w:eastAsia="FangSong" w:cs="Times New Roman"/>
+        </w:rPr>
+        <w:t>不依赖具体数值</w:t>
+      </w:r>
+      <w:r>
+        <w:rPr>
+          <w:rFonts w:hint="eastAsia" w:ascii="Times New Roman" w:hAnsi="Times New Roman" w:eastAsia="Times New Roman" w:cs="Times New Roman"/>
+        </w:rPr>
+        <w:t>。</w:t>
+      </w:r>
+    </w:p>
+    <w:p>
+      <w:pPr>
+        <w:pStyle w:val="Compact"/>
+        <w:numPr>
+          <w:ilvl w:val="0"/>
+          <w:numId w:val="1005"/>
+        </w:numPr>
+      </w:pPr>
+      <w:r>
+        <w:rPr>
+          <w:rFonts w:hint="eastAsia" w:ascii="Times New Roman" w:hAnsi="Times New Roman" w:eastAsia="FangSong" w:cs="Times New Roman"/>
+          <w:b/>
+          <w:bCs/>
+        </w:rPr>
+        <w:t xml:space="preserve">数量级心算</w:t>
+      </w:r>
+      <w:r>
+        <w:rPr>
+          <w:rFonts w:hint="eastAsia" w:ascii="Times New Roman" w:hAnsi="Times New Roman" w:eastAsia="Times New Roman" w:cs="Times New Roman"/>
+        </w:rPr>
+        <w:t>：</w:t>
+      </w:r>
+      <w:r>
+        <w:rPr>
+          <w:rFonts w:hint="eastAsia" w:ascii="Times New Roman" w:hAnsi="Times New Roman" w:eastAsia="FangSong" w:cs="Times New Roman"/>
+        </w:rPr>
+        <w:t>科学记数法</w:t>
+      </w:r>
+      <w:r>
+        <w:rPr>
+          <w:rFonts w:ascii="Times New Roman" w:hAnsi="Times New Roman" w:eastAsia="Times New Roman" w:cs="Times New Roman"/>
+        </w:rPr>
+        <w:t xml:space="preserve"> + lg </w:t>
+      </w:r>
+      <w:r>
+        <w:rPr>
+          <w:rFonts w:hint="eastAsia" w:ascii="Times New Roman" w:hAnsi="Times New Roman" w:eastAsia="FangSong" w:cs="Times New Roman"/>
+        </w:rPr>
+        <w:t>近似</w:t>
+      </w:r>
+      <w:r>
+        <w:rPr>
+          <w:rFonts w:hint="eastAsia" w:ascii="Times New Roman" w:hAnsi="Times New Roman" w:eastAsia="Times New Roman" w:cs="Times New Roman"/>
+        </w:rPr>
+        <w:t>（lg</w:t>
+      </w:r>
+      <w:r>
+        <w:rPr>
+          <w:rFonts w:ascii="Times New Roman" w:hAnsi="Times New Roman" w:eastAsia="Times New Roman" w:cs="Times New Roman"/>
+        </w:rPr>
+        <w:t xml:space="preserve"> 2 ≈ 0.3、lg 3 ≈ </w:t>
+      </w:r>
+      <w:r>
+        <w:rPr>
+          <w:rFonts w:hint="eastAsia" w:ascii="Times New Roman" w:hAnsi="Times New Roman" w:eastAsia="Times New Roman" w:cs="Times New Roman"/>
+        </w:rPr>
+        <w:t xml:space="preserve">0.48）；</w:t>
+      </w:r>
+      <w:r>
+        <w:rPr>
+          <w:rFonts w:hint="eastAsia" w:ascii="Times New Roman" w:hAnsi="Times New Roman" w:eastAsia="FangSong" w:cs="Times New Roman"/>
+          <w:b/>
+          <w:bCs/>
+        </w:rPr>
+        <w:t xml:space="preserve">估算四把斧</w:t>
+      </w:r>
+      <w:r>
+        <w:rPr>
+          <w:rFonts w:hint="eastAsia" w:ascii="Times New Roman" w:hAnsi="Times New Roman" w:eastAsia="Times New Roman" w:cs="Times New Roman"/>
+        </w:rPr>
+        <w:t>（</w:t>
+      </w:r>
+      <w:r>
+        <w:rPr>
+          <w:rFonts w:hint="eastAsia" w:ascii="Times New Roman" w:hAnsi="Times New Roman" w:eastAsia="FangSong" w:cs="Times New Roman"/>
+        </w:rPr>
+        <w:t>近似</w:t>
+      </w:r>
+      <w:r>
+        <w:rPr>
+          <w:rFonts w:hint="eastAsia" w:ascii="Times New Roman" w:hAnsi="Times New Roman" w:eastAsia="Times New Roman" w:cs="Times New Roman"/>
+        </w:rPr>
+        <w:t>/</w:t>
+      </w:r>
+      <w:r>
+        <w:rPr>
+          <w:rFonts w:hint="eastAsia" w:ascii="Times New Roman" w:hAnsi="Times New Roman" w:eastAsia="FangSong" w:cs="Times New Roman"/>
+        </w:rPr>
+        <w:t>极值</w:t>
+      </w:r>
+      <w:r>
+        <w:rPr>
+          <w:rFonts w:hint="eastAsia" w:ascii="Times New Roman" w:hAnsi="Times New Roman" w:eastAsia="Times New Roman" w:cs="Times New Roman"/>
+        </w:rPr>
+        <w:t>/</w:t>
+      </w:r>
+      <w:r>
+        <w:rPr>
+          <w:rFonts w:hint="eastAsia" w:ascii="Times New Roman" w:hAnsi="Times New Roman" w:eastAsia="FangSong" w:cs="Times New Roman"/>
+        </w:rPr>
+        <w:t>对照</w:t>
+      </w:r>
+      <w:r>
+        <w:rPr>
+          <w:rFonts w:hint="eastAsia" w:ascii="Times New Roman" w:hAnsi="Times New Roman" w:eastAsia="Times New Roman" w:cs="Times New Roman"/>
+        </w:rPr>
+        <w:t>/</w:t>
+      </w:r>
+      <w:r>
+        <w:rPr>
+          <w:rFonts w:hint="eastAsia" w:ascii="Times New Roman" w:hAnsi="Times New Roman" w:eastAsia="FangSong" w:cs="Times New Roman"/>
+        </w:rPr>
+        <w:t>补偿</w:t>
+      </w:r>
+      <w:r>
+        <w:rPr>
+          <w:rFonts w:hint="eastAsia" w:ascii="Times New Roman" w:hAnsi="Times New Roman" w:eastAsia="Times New Roman" w:cs="Times New Roman"/>
+        </w:rPr>
+        <w:t>）</w:t>
+      </w:r>
+      <w:r>
+        <w:rPr>
+          <w:rFonts w:hint="eastAsia" w:ascii="Times New Roman" w:hAnsi="Times New Roman" w:eastAsia="FangSong" w:cs="Times New Roman"/>
+        </w:rPr>
+        <w:t>让</w:t>
+      </w:r>
+      <w:r>
+        <w:rPr>
+          <w:rFonts w:ascii="Times New Roman" w:hAnsi="Times New Roman" w:eastAsia="Times New Roman" w:cs="Times New Roman"/>
+        </w:rPr>
+        <w:t xml:space="preserve"> 10</w:t>
+      </w:r>
+      <w:r>
+        <w:rPr>
+          <w:rFonts w:ascii="Times New Roman" w:hAnsi="Times New Roman" w:eastAsia="Times New Roman" w:cs="Times New Roman"/>
+          <w:vertAlign w:val="superscript"/>
+        </w:rPr>
+        <w:t>23</w:t>
+      </w:r>
+      <w:r>
+        <w:rPr>
+          <w:rFonts w:ascii="Times New Roman" w:hAnsi="Times New Roman" w:eastAsia="Times New Roman" w:cs="Times New Roman"/>
+        </w:rPr>
+        <w:t xml:space="preserve"> </w:t>
+      </w:r>
+      <w:r>
+        <w:rPr>
+          <w:rFonts w:hint="eastAsia" w:ascii="Times New Roman" w:hAnsi="Times New Roman" w:eastAsia="FangSong" w:cs="Times New Roman"/>
+        </w:rPr>
+        <w:t>量级的问题可心算</w:t>
+      </w:r>
+      <w:r>
+        <w:rPr>
+          <w:rFonts w:hint="eastAsia" w:ascii="Times New Roman" w:hAnsi="Times New Roman" w:eastAsia="Times New Roman" w:cs="Times New Roman"/>
+        </w:rPr>
+        <w:t>。</w:t>
+      </w:r>
+    </w:p>
+    <w:p>
+      <w:pPr>
+        <w:pStyle w:val="Compact"/>
+        <w:numPr>
+          <w:ilvl w:val="0"/>
+          <w:numId w:val="1005"/>
+        </w:numPr>
+      </w:pPr>
+      <w:r>
+        <w:rPr>
+          <w:rFonts w:hint="eastAsia" w:ascii="Times New Roman" w:hAnsi="Times New Roman" w:eastAsia="FangSong" w:cs="Times New Roman"/>
+          <w:b/>
+          <w:bCs/>
+        </w:rPr>
+        <w:t xml:space="preserve">选择题第一道过滤器</w:t>
+      </w:r>
+      <w:r>
+        <w:rPr>
+          <w:rFonts w:hint="eastAsia" w:ascii="Times New Roman" w:hAnsi="Times New Roman" w:eastAsia="Times New Roman" w:cs="Times New Roman"/>
+        </w:rPr>
+        <w:t>：</w:t>
+      </w:r>
+      <w:r>
+        <w:rPr>
+          <w:rFonts w:hint="eastAsia" w:ascii="Times New Roman" w:hAnsi="Times New Roman" w:eastAsia="FangSong" w:cs="Times New Roman"/>
+        </w:rPr>
+        <w:t>量纲不符与数量级离谱的选项先排除</w:t>
+      </w:r>
+      <w:r>
+        <w:rPr>
+          <w:rFonts w:hint="eastAsia" w:ascii="Times New Roman" w:hAnsi="Times New Roman" w:eastAsia="Times New Roman" w:cs="Times New Roman"/>
+        </w:rPr>
+        <w:t>，</w:t>
+      </w:r>
+      <w:r>
+        <w:rPr>
+          <w:rFonts w:hint="eastAsia" w:ascii="Times New Roman" w:hAnsi="Times New Roman" w:eastAsia="FangSong" w:cs="Times New Roman"/>
+        </w:rPr>
+        <w:t>再比细节</w:t>
+      </w:r>
+      <w:r>
+        <w:rPr>
+          <w:rFonts w:hint="eastAsia" w:ascii="Times New Roman" w:hAnsi="Times New Roman" w:eastAsia="Times New Roman" w:cs="Times New Roman"/>
+        </w:rPr>
+        <w:t>。</w:t>
+      </w:r>
+    </w:p>
+    <w:p>
+      <w:pPr>
+        <w:pStyle w:val="FirstParagraph"/>
+      </w:pPr>
+      <w:r>
+        <w:rPr>
+          <w:rFonts w:hint="eastAsia" w:ascii="Times New Roman" w:hAnsi="Times New Roman" w:eastAsia="FangSong" w:cs="Times New Roman"/>
+        </w:rPr>
+        <w:t>下一讲</w:t>
+      </w:r>
+      <w:r>
+        <w:rPr>
+          <w:rFonts w:hint="eastAsia" w:ascii="Times New Roman" w:hAnsi="Times New Roman" w:eastAsia="Times New Roman" w:cs="Times New Roman"/>
+        </w:rPr>
+        <w:t>：</w:t>
+      </w:r>
+      <w:r>
+        <w:rPr>
+          <w:rFonts w:hint="eastAsia" w:ascii="Times New Roman" w:hAnsi="Times New Roman" w:eastAsia="FangSong" w:cs="Times New Roman"/>
+        </w:rPr>
+        <w:t>统计热力学的数学入口</w:t>
+      </w:r>
+      <w:r>
+        <w:rPr>
+          <w:rFonts w:hint="eastAsia" w:ascii="Times New Roman" w:hAnsi="Times New Roman" w:eastAsia="Times New Roman" w:cs="Times New Roman"/>
+        </w:rPr>
+        <w:t>——</w:t>
+      </w:r>
+      <w:r>
+        <w:rPr>
+          <w:rFonts w:hint="eastAsia" w:ascii="Times New Roman" w:hAnsi="Times New Roman" w:eastAsia="FangSong" w:cs="Times New Roman"/>
+        </w:rPr>
+        <w:t>怎么数</w:t>
+      </w:r>
+      <w:r>
+        <w:rPr>
+          <w:rFonts w:hint="eastAsia" w:ascii="Times New Roman" w:hAnsi="Times New Roman" w:eastAsia="Times New Roman" w:cs="Times New Roman"/>
+        </w:rPr>
+        <w:t>「</w:t>
+      </w:r>
+      <w:r>
+        <w:rPr>
+          <w:rFonts w:hint="eastAsia" w:ascii="Times New Roman" w:hAnsi="Times New Roman" w:eastAsia="FangSong" w:cs="Times New Roman"/>
+        </w:rPr>
+        <w:t>有多少种排列</w:t>
+      </w:r>
+      <w:r>
+        <w:rPr>
+          <w:rFonts w:hint="eastAsia" w:ascii="Times New Roman" w:hAnsi="Times New Roman" w:eastAsia="Times New Roman" w:cs="Times New Roman"/>
+        </w:rPr>
+        <w:t>」。</w:t>
+      </w:r>
+    </w:p>
+    <w:bookmarkEnd w:id="46"/>
+    <w:bookmarkStart w:id="47" w:name="九本讲速查"/>
     <w:p>
       <w:pPr>
         <w:pStyle w:val="Heading2"/>
@@ -25293,7 +25816,7 @@
         <w:rPr>
           <w:rFonts w:hint="eastAsia" w:ascii="Times New Roman" w:hAnsi="Times New Roman" w:eastAsia="SimHei" w:cs="Times New Roman"/>
         </w:rPr>
-        <w:t>核心公式速查</w:t>
+        <w:t>本讲速查</w:t>
       </w:r>
     </w:p>
     <w:tbl>
@@ -26698,8 +27221,8 @@
         </w:pict>
       </w:r>
     </w:p>
-    <w:bookmarkEnd w:id="46"/>
-    <w:bookmarkStart w:id="50" w:name="十练习题"/>
+    <w:bookmarkEnd w:id="47"/>
+    <w:bookmarkStart w:id="51" w:name="十练习题"/>
     <w:p>
       <w:pPr>
         <w:pStyle w:val="Heading2"/>
@@ -26724,7 +27247,7 @@
         <w:t>练习题</w:t>
       </w:r>
     </w:p>
-    <w:bookmarkStart w:id="47" w:name="基础巩固6-题"/>
+    <w:bookmarkStart w:id="48" w:name="基础巩固6-题"/>
     <w:p>
       <w:pPr>
         <w:pStyle w:val="Heading3"/>
@@ -27803,8 +28326,8 @@
         <w:t>）。</w:t>
       </w:r>
     </w:p>
-    <w:bookmarkEnd w:id="47"/>
-    <w:bookmarkStart w:id="48" w:name="竞赛入门6-题"/>
+    <w:bookmarkEnd w:id="48"/>
+    <w:bookmarkStart w:id="49" w:name="竞赛入门6-题"/>
     <w:p>
       <w:pPr>
         <w:pStyle w:val="Heading3"/>
@@ -28665,8 +29188,8 @@
         <w:t>。</w:t>
       </w:r>
     </w:p>
-    <w:bookmarkEnd w:id="48"/>
-    <w:bookmarkStart w:id="49" w:name="真题挑战6-题竞赛风格改编"/>
+    <w:bookmarkEnd w:id="49"/>
+    <w:bookmarkStart w:id="50" w:name="真题挑战6-题竞赛风格改编"/>
     <w:p>
       <w:pPr>
         <w:pStyle w:val="Heading3"/>
@@ -30163,9 +30686,9 @@
         </w:pict>
       </w:r>
     </w:p>
-    <w:bookmarkEnd w:id="49"/>
     <w:bookmarkEnd w:id="50"/>
-    <w:bookmarkStart w:id="53" w:name="十一参考答案"/>
+    <w:bookmarkEnd w:id="51"/>
+    <w:bookmarkStart w:id="54" w:name="十一参考答案"/>
     <w:p>
       <w:pPr>
         <w:pStyle w:val="Heading2"/>
@@ -30190,7 +30713,7 @@
         <w:t>参考答案</w:t>
       </w:r>
     </w:p>
-    <w:bookmarkStart w:id="51" w:name="练一练"/>
+    <w:bookmarkStart w:id="52" w:name="练一练"/>
     <w:p>
       <w:pPr>
         <w:pStyle w:val="Heading3"/>
@@ -31014,8 +31537,8 @@
         <w:t xml:space="preserve">✓）</w:t>
       </w:r>
     </w:p>
-    <w:bookmarkEnd w:id="51"/>
-    <w:bookmarkStart w:id="52" w:name="练习题"/>
+    <w:bookmarkEnd w:id="52"/>
+    <w:bookmarkStart w:id="53" w:name="练习题"/>
     <w:p>
       <w:pPr>
         <w:pStyle w:val="Heading3"/>
@@ -38549,9 +39072,9 @@
         <w:t>。</w:t>
       </w:r>
     </w:p>
-    <w:bookmarkEnd w:id="52"/>
     <w:bookmarkEnd w:id="53"/>
     <w:bookmarkEnd w:id="54"/>
+    <w:bookmarkEnd w:id="55"/>
     <w:sectPr>
       <w:footerReference w:type="default" r:id="rId9"/>
       <w:footnotePr>
@@ -38928,6 +39451,9 @@
     <w:abstractNumId w:val="991"/>
   </w:num>
   <w:num w:numId="1004">
+    <w:abstractNumId w:val="991"/>
+  </w:num>
+  <w:num w:numId="1005">
     <w:abstractNumId w:val="991"/>
   </w:num>
 </w:numbering>

--- a/06-学生侧材料/讲义/_数学工具/第6讲：量纲、数量级与估算——算之前先知道答案长什么样（Word清稿）.docx
+++ b/06-学生侧材料/讲义/_数学工具/第6讲：量纲、数量级与估算——算之前先知道答案长什么样（Word清稿）.docx
@@ -1260,7 +1260,7 @@
         <w:t>」</w:t>
       </w:r>
     </w:p>
-    <w:bookmarkStart w:id="10" w:name="三件事别混为一谈"/>
+    <w:bookmarkStart w:id="10" w:name="数值单位与量纲的区别"/>
     <w:p>
       <w:pPr>
         <w:pStyle w:val="Heading3"/>
@@ -1276,7 +1276,19 @@
         <w:rPr>
           <w:rFonts w:hint="eastAsia" w:ascii="Times New Roman" w:hAnsi="Times New Roman" w:eastAsia="SimHei" w:cs="Times New Roman"/>
         </w:rPr>
-        <w:t xml:space="preserve">三件事别混为一谈</w:t>
+        <w:t>数值</w:t>
+      </w:r>
+      <w:r>
+        <w:rPr>
+          <w:rFonts w:hint="eastAsia" w:ascii="Times New Roman" w:hAnsi="Times New Roman" w:eastAsia="Times New Roman" w:cs="Times New Roman"/>
+        </w:rPr>
+        <w:t>、</w:t>
+      </w:r>
+      <w:r>
+        <w:rPr>
+          <w:rFonts w:hint="eastAsia" w:ascii="Times New Roman" w:hAnsi="Times New Roman" w:eastAsia="SimHei" w:cs="Times New Roman"/>
+        </w:rPr>
+        <w:t>单位与量纲的区别</w:t>
       </w:r>
     </w:p>
     <w:p>
@@ -1288,7 +1300,7 @@
         <w:rPr>
           <w:rFonts w:hint="eastAsia" w:ascii="Times New Roman" w:hAnsi="Times New Roman" w:eastAsia="FangSong" w:cs="Times New Roman"/>
         </w:rPr>
-        <w:t xml:space="preserve">拿到</w:t>
+        <w:t xml:space="preserve">以</w:t>
       </w:r>
       <w:r>
         <w:rPr>
@@ -1313,7 +1325,7 @@
         <w:rPr>
           <w:rFonts w:hint="eastAsia" w:ascii="Times New Roman" w:hAnsi="Times New Roman" w:eastAsia="FangSong" w:cs="Times New Roman"/>
         </w:rPr>
-        <w:t>这个量</w:t>
+        <w:t>为例</w:t>
       </w:r>
       <w:r>
         <w:rPr>
@@ -1325,7 +1337,7 @@
         <w:rPr>
           <w:rFonts w:hint="eastAsia" w:ascii="Times New Roman" w:hAnsi="Times New Roman" w:eastAsia="FangSong" w:cs="Times New Roman"/>
         </w:rPr>
-        <w:t>里面其实有三层信息</w:t>
+        <w:t>其中包含三层信息</w:t>
       </w:r>
       <w:r>
         <w:rPr>
@@ -2643,7 +2655,7 @@
       </w:r>
     </w:p>
     <w:bookmarkEnd w:id="11"/>
-    <w:bookmarkStart w:id="12" w:name="常见化学量的量纲背下来检验公式时直接用"/>
+    <w:bookmarkStart w:id="12" w:name="常见化学量的量纲建议熟记检验公式时直接使用"/>
     <w:p>
       <w:pPr>
         <w:pStyle w:val="Heading3"/>
@@ -2671,7 +2683,7 @@
         <w:rPr>
           <w:rFonts w:hint="eastAsia" w:ascii="Times New Roman" w:hAnsi="Times New Roman" w:eastAsia="SimHei" w:cs="Times New Roman"/>
         </w:rPr>
-        <w:t>背下来</w:t>
+        <w:t>建议熟记</w:t>
       </w:r>
       <w:r>
         <w:rPr>
@@ -2683,7 +2695,7 @@
         <w:rPr>
           <w:rFonts w:hint="eastAsia" w:ascii="Times New Roman" w:hAnsi="Times New Roman" w:eastAsia="SimHei" w:cs="Times New Roman"/>
         </w:rPr>
-        <w:t>检验公式时直接用</w:t>
+        <w:t>检验公式时直接使用</w:t>
       </w:r>
       <w:r>
         <w:rPr>
@@ -3726,7 +3738,7 @@
         <w:rPr>
           <w:rFonts w:hint="eastAsia" w:ascii="Times New Roman" w:hAnsi="Times New Roman" w:eastAsia="FangSong" w:cs="Times New Roman"/>
         </w:rPr>
-        <w:t>不用死记</w:t>
+        <w:t>不必逐条记忆</w:t>
       </w:r>
       <w:r>
         <w:rPr>
@@ -3738,7 +3750,7 @@
         <w:rPr>
           <w:rFonts w:hint="eastAsia" w:ascii="Times New Roman" w:hAnsi="Times New Roman" w:eastAsia="FangSong" w:cs="Times New Roman"/>
         </w:rPr>
-        <w:t>记住三个锚点</w:t>
+        <w:t>只需记住三个锚点</w:t>
       </w:r>
       <w:r>
         <w:rPr>
@@ -4399,7 +4411,7 @@
       </w:r>
     </w:p>
     <w:bookmarkEnd w:id="14"/>
-    <w:bookmarkStart w:id="15" w:name="规则-b-里最容易踩的坑超越函数"/>
+    <w:bookmarkStart w:id="15" w:name="规则-b-中最易出错之处超越函数"/>
     <w:p>
       <w:pPr>
         <w:pStyle w:val="Heading3"/>
@@ -4427,7 +4439,7 @@
         <w:rPr>
           <w:rFonts w:hint="eastAsia" w:ascii="Times New Roman" w:hAnsi="Times New Roman" w:eastAsia="SimHei" w:cs="Times New Roman"/>
         </w:rPr>
-        <w:t>里最容易踩的坑</w:t>
+        <w:t>中最易出错之处</w:t>
       </w:r>
       <w:r>
         <w:rPr>
@@ -4551,7 +4563,7 @@
         <w:rPr>
           <w:rFonts w:hint="eastAsia" w:ascii="Times New Roman" w:hAnsi="Times New Roman" w:eastAsia="FangSong" w:cs="Times New Roman"/>
         </w:rPr>
-        <w:t>看泰勒展开就明白了</w:t>
+        <w:t>由泰勒展开即可看出</w:t>
       </w:r>
       <w:r>
         <w:rPr>
@@ -5952,25 +5964,13 @@
         <w:rPr>
           <w:rFonts w:hint="eastAsia" w:ascii="Times New Roman" w:hAnsi="Times New Roman" w:eastAsia="Times New Roman" w:cs="Times New Roman"/>
         </w:rPr>
-        <w:t>」。</w:t>
-      </w:r>
-      <w:r>
-        <w:rPr>
-          <w:rFonts w:hint="eastAsia" w:ascii="Times New Roman" w:hAnsi="Times New Roman" w:eastAsia="FangSong" w:cs="Times New Roman"/>
-        </w:rPr>
-        <w:t>先自己动手</w:t>
-      </w:r>
-      <w:r>
-        <w:rPr>
-          <w:rFonts w:hint="eastAsia" w:ascii="Times New Roman" w:hAnsi="Times New Roman" w:eastAsia="Times New Roman" w:cs="Times New Roman"/>
-        </w:rPr>
-        <w:t>，</w:t>
-      </w:r>
-      <w:r>
-        <w:rPr>
-          <w:rFonts w:hint="eastAsia" w:ascii="Times New Roman" w:hAnsi="Times New Roman" w:eastAsia="FangSong" w:cs="Times New Roman"/>
-        </w:rPr>
-        <w:t>效果差很多</w:t>
+        <w:t>」，</w:t>
+      </w:r>
+      <w:r>
+        <w:rPr>
+          <w:rFonts w:hint="eastAsia" w:ascii="Times New Roman" w:hAnsi="Times New Roman" w:eastAsia="FangSong" w:cs="Times New Roman"/>
+        </w:rPr>
+        <w:t>建议先自行检验</w:t>
       </w:r>
       <w:r>
         <w:rPr>
@@ -6055,7 +6055,7 @@
         <w:rPr>
           <w:rFonts w:hint="eastAsia" w:ascii="Times New Roman" w:hAnsi="Times New Roman" w:eastAsia="FangSong" w:cs="Times New Roman"/>
         </w:rPr>
-        <w:t>这是最高频的用法</w:t>
+        <w:t>这是最常用的用法</w:t>
       </w:r>
       <w:r>
         <w:rPr>
@@ -7865,7 +7865,7 @@
         <w:rPr>
           <w:rFonts w:hint="eastAsia" w:ascii="Times New Roman" w:hAnsi="Times New Roman" w:eastAsia="FangSong" w:cs="Times New Roman"/>
         </w:rPr>
-        <w:t>后者一眼就被量纲枪毙</w:t>
+        <w:t>后者可由量纲直接排除</w:t>
       </w:r>
       <w:r>
         <w:rPr>
@@ -9124,7 +9124,7 @@
         <w:rPr>
           <w:rFonts w:hint="eastAsia" w:ascii="Times New Roman" w:hAnsi="Times New Roman" w:eastAsia="FangSong" w:cs="Times New Roman"/>
         </w:rPr>
-        <w:t>这是选择题的经典送分点</w:t>
+        <w:t>这是选择题中的常见考点</w:t>
       </w:r>
       <w:r>
         <w:rPr>
@@ -9562,7 +9562,7 @@
       </w:r>
     </w:p>
     <w:bookmarkEnd w:id="19"/>
-    <w:bookmarkStart w:id="20" w:name="第三招猜公式量纲法定指数"/>
+    <w:bookmarkStart w:id="20" w:name="第三招推定公式形式量纲确定指数"/>
     <w:p>
       <w:pPr>
         <w:pStyle w:val="Heading3"/>
@@ -9590,7 +9590,7 @@
         <w:rPr>
           <w:rFonts w:hint="eastAsia" w:ascii="Times New Roman" w:hAnsi="Times New Roman" w:eastAsia="SimHei" w:cs="Times New Roman"/>
         </w:rPr>
-        <w:t>猜公式</w:t>
+        <w:t>推定公式形式</w:t>
       </w:r>
       <w:r>
         <w:rPr>
@@ -9602,7 +9602,7 @@
         <w:rPr>
           <w:rFonts w:hint="eastAsia" w:ascii="Times New Roman" w:hAnsi="Times New Roman" w:eastAsia="SimHei" w:cs="Times New Roman"/>
         </w:rPr>
-        <w:t>量纲法定指数</w:t>
+        <w:t>量纲确定指数</w:t>
       </w:r>
       <w:r>
         <w:rPr>
@@ -12395,7 +12395,7 @@
       </w:tr>
     </w:tbl>
     <w:bookmarkEnd w:id="23"/>
-    <w:bookmarkStart w:id="24" w:name="r-的四张面孔看清楚题里给的是什么单位"/>
+    <w:bookmarkStart w:id="24" w:name="r-的四种常用取值按题中单位选取"/>
     <w:p>
       <w:pPr>
         <w:pStyle w:val="Heading3"/>
@@ -12411,7 +12411,7 @@
         <w:rPr>
           <w:rFonts w:hint="eastAsia" w:ascii="Times New Roman" w:hAnsi="Times New Roman" w:eastAsia="SimHei" w:cs="Times New Roman"/>
         </w:rPr>
-        <w:t>的四张面孔</w:t>
+        <w:t>的四种常用取值</w:t>
       </w:r>
       <w:r>
         <w:rPr>
@@ -12423,7 +12423,7 @@
         <w:rPr>
           <w:rFonts w:hint="eastAsia" w:ascii="Times New Roman" w:hAnsi="Times New Roman" w:eastAsia="SimHei" w:cs="Times New Roman"/>
         </w:rPr>
-        <w:t>看清楚题里给的是什么单位</w:t>
+        <w:t>按题中单位选取</w:t>
       </w:r>
       <w:r>
         <w:rPr>
@@ -12960,31 +12960,7 @@
         <w:rPr>
           <w:rFonts w:hint="eastAsia" w:ascii="Times New Roman" w:hAnsi="Times New Roman" w:eastAsia="FangSong" w:cs="Times New Roman"/>
         </w:rPr>
-        <w:t>能省掉大量</w:t>
-      </w:r>
-      <w:r>
-        <w:rPr>
-          <w:rFonts w:hint="eastAsia" w:ascii="Times New Roman" w:hAnsi="Times New Roman" w:eastAsia="Times New Roman" w:cs="Times New Roman"/>
-        </w:rPr>
-        <w:t>「</w:t>
-      </w:r>
-      <w:r>
-        <w:rPr>
-          <w:rFonts w:hint="eastAsia" w:ascii="Times New Roman" w:hAnsi="Times New Roman" w:eastAsia="FangSong" w:cs="Times New Roman"/>
-        </w:rPr>
-        <w:t>为什么差这么多</w:t>
-      </w:r>
-      <w:r>
-        <w:rPr>
-          <w:rFonts w:hint="eastAsia" w:ascii="Times New Roman" w:hAnsi="Times New Roman" w:eastAsia="Times New Roman" w:cs="Times New Roman"/>
-        </w:rPr>
-        <w:t>」</w:t>
-      </w:r>
-      <w:r>
-        <w:rPr>
-          <w:rFonts w:hint="eastAsia" w:ascii="Times New Roman" w:hAnsi="Times New Roman" w:eastAsia="FangSong" w:cs="Times New Roman"/>
-        </w:rPr>
-        <w:t>的困惑</w:t>
+        <w:t>可避免数值不符带来的困惑</w:t>
       </w:r>
       <w:r>
         <w:rPr>
@@ -14198,7 +14174,7 @@
         <w:rPr>
           <w:rFonts w:hint="eastAsia" w:ascii="Times New Roman" w:hAnsi="Times New Roman" w:eastAsia="FangSong" w:cs="Times New Roman"/>
         </w:rPr>
-        <w:t>顺手记</w:t>
+        <w:t>可附带记忆</w:t>
       </w:r>
       <w:r>
         <w:rPr>
@@ -15264,7 +15240,7 @@
       </w:r>
     </w:p>
     <w:bookmarkEnd w:id="28"/>
-    <w:bookmarkStart w:id="29" w:name="化学数量级尺贴在桌角"/>
+    <w:bookmarkStart w:id="29" w:name="化学数量级尺建议常备"/>
     <w:p>
       <w:pPr>
         <w:pStyle w:val="Heading3"/>
@@ -15292,7 +15268,7 @@
         <w:rPr>
           <w:rFonts w:hint="eastAsia" w:ascii="Times New Roman" w:hAnsi="Times New Roman" w:eastAsia="SimHei" w:cs="Times New Roman"/>
         </w:rPr>
-        <w:t>贴在桌角</w:t>
+        <w:t>建议常备</w:t>
       </w:r>
       <w:r>
         <w:rPr>
@@ -15873,9 +15849,16 @@
             <w:r>
               <w:rPr>
                 <w:rStyle w:val="VerbatimChar"/>
+                <w:rFonts w:hint="eastAsia" w:ascii="Times New Roman" w:hAnsi="Times New Roman" w:eastAsia="Times New Roman" w:cs="Times New Roman"/>
+              </w:rPr>
+              <w:t xml:space="preserve">10～40</w:t>
+            </w:r>
+            <w:r>
+              <w:rPr>
+                <w:rStyle w:val="VerbatimChar"/>
                 <w:rFonts w:ascii="Times New Roman" w:hAnsi="Times New Roman" w:eastAsia="Times New Roman" w:cs="Times New Roman"/>
               </w:rPr>
-              <w:t xml:space="preserve">10~40 kJ/mol</w:t>
+              <w:t xml:space="preserve"> kJ/mol</w:t>
             </w:r>
           </w:p>
         </w:tc>
@@ -15901,9 +15884,16 @@
             <w:r>
               <w:rPr>
                 <w:rStyle w:val="VerbatimChar"/>
+                <w:rFonts w:hint="eastAsia" w:ascii="Times New Roman" w:hAnsi="Times New Roman" w:eastAsia="Times New Roman" w:cs="Times New Roman"/>
+              </w:rPr>
+              <w:t xml:space="preserve">4～16</w:t>
+            </w:r>
+            <w:r>
+              <w:rPr>
+                <w:rStyle w:val="VerbatimChar"/>
                 <w:rFonts w:ascii="Times New Roman" w:hAnsi="Times New Roman" w:eastAsia="Times New Roman" w:cs="Times New Roman"/>
               </w:rPr>
-              <w:t xml:space="preserve">4~16 k_BT</w:t>
+              <w:t xml:space="preserve"> k_BT</w:t>
             </w:r>
           </w:p>
         </w:tc>
@@ -15934,9 +15924,16 @@
             <w:r>
               <w:rPr>
                 <w:rStyle w:val="VerbatimChar"/>
+                <w:rFonts w:hint="eastAsia" w:ascii="Times New Roman" w:hAnsi="Times New Roman" w:eastAsia="Times New Roman" w:cs="Times New Roman"/>
+              </w:rPr>
+              <w:t xml:space="preserve">150～500</w:t>
+            </w:r>
+            <w:r>
+              <w:rPr>
+                <w:rStyle w:val="VerbatimChar"/>
                 <w:rFonts w:ascii="Times New Roman" w:hAnsi="Times New Roman" w:eastAsia="Times New Roman" w:cs="Times New Roman"/>
               </w:rPr>
-              <w:t xml:space="preserve">150~500 kJ/mol</w:t>
+              <w:t xml:space="preserve"> kJ/mol</w:t>
             </w:r>
           </w:p>
         </w:tc>
@@ -15962,9 +15959,16 @@
             <w:r>
               <w:rPr>
                 <w:rStyle w:val="VerbatimChar"/>
+                <w:rFonts w:hint="eastAsia" w:ascii="Times New Roman" w:hAnsi="Times New Roman" w:eastAsia="Times New Roman" w:cs="Times New Roman"/>
+              </w:rPr>
+              <w:t xml:space="preserve">60～200</w:t>
+            </w:r>
+            <w:r>
+              <w:rPr>
+                <w:rStyle w:val="VerbatimChar"/>
                 <w:rFonts w:ascii="Times New Roman" w:hAnsi="Times New Roman" w:eastAsia="Times New Roman" w:cs="Times New Roman"/>
               </w:rPr>
-              <w:t xml:space="preserve">60~200 k_BT</w:t>
+              <w:t xml:space="preserve"> k_BT</w:t>
             </w:r>
           </w:p>
         </w:tc>
@@ -16070,14 +16074,14 @@
             <w:r>
               <w:rPr>
                 <w:rStyle w:val="VerbatimChar"/>
-                <w:rFonts w:ascii="Times New Roman" w:hAnsi="Times New Roman" w:eastAsia="Times New Roman" w:cs="Times New Roman"/>
-              </w:rPr>
-              <w:t>1~10</w:t>
+                <w:rFonts w:hint="eastAsia" w:ascii="Times New Roman" w:hAnsi="Times New Roman" w:eastAsia="Times New Roman" w:cs="Times New Roman"/>
+              </w:rPr>
+              <w:t>1～10</w:t>
             </w:r>
             <w:r>
               <w:rPr>
                 <w:rStyle w:val="VerbatimChar"/>
-                <w:rFonts w:ascii="Times New Roman" w:hAnsi="Times New Roman" w:eastAsia="Times New Roman" w:cs="Times New Roman"/>
+                <w:rFonts w:hint="eastAsia" w:ascii="Times New Roman" w:hAnsi="Times New Roman" w:eastAsia="Times New Roman" w:cs="Times New Roman"/>
                 <w:vertAlign w:val="superscript"/>
               </w:rPr>
               <w:t>4</w:t>
@@ -16142,31 +16146,7 @@
         <w:rPr>
           <w:rFonts w:hint="eastAsia" w:ascii="Times New Roman" w:hAnsi="Times New Roman" w:eastAsia="FangSong" w:cs="Times New Roman"/>
         </w:rPr>
-        <w:t>是判断</w:t>
-      </w:r>
-      <w:r>
-        <w:rPr>
-          <w:rFonts w:hint="eastAsia" w:ascii="Times New Roman" w:hAnsi="Times New Roman" w:eastAsia="Times New Roman" w:cs="Times New Roman"/>
-        </w:rPr>
-        <w:t>「</w:t>
-      </w:r>
-      <w:r>
-        <w:rPr>
-          <w:rFonts w:hint="eastAsia" w:ascii="Times New Roman" w:hAnsi="Times New Roman" w:eastAsia="FangSong" w:cs="Times New Roman"/>
-        </w:rPr>
-        <w:t>这个相互作用在高温下顶不顶得住</w:t>
-      </w:r>
-      <w:r>
-        <w:rPr>
-          <w:rFonts w:hint="eastAsia" w:ascii="Times New Roman" w:hAnsi="Times New Roman" w:eastAsia="Times New Roman" w:cs="Times New Roman"/>
-        </w:rPr>
-        <w:t>」</w:t>
-      </w:r>
-      <w:r>
-        <w:rPr>
-          <w:rFonts w:hint="eastAsia" w:ascii="Times New Roman" w:hAnsi="Times New Roman" w:eastAsia="FangSong" w:cs="Times New Roman"/>
-        </w:rPr>
-        <w:t>的标尺</w:t>
+        <w:t>是判断相互作用在高温下能否维持的标尺</w:t>
       </w:r>
       <w:r>
         <w:rPr>
@@ -16239,7 +16219,7 @@
         <w:rPr>
           <w:rFonts w:hint="eastAsia" w:ascii="Times New Roman" w:hAnsi="Times New Roman" w:eastAsia="FangSong" w:cs="Times New Roman"/>
         </w:rPr>
-        <w:t>室温下一撞就散</w:t>
+        <w:t>室温下容易被热运动破坏</w:t>
       </w:r>
       <w:r>
         <w:rPr>
@@ -16300,7 +16280,7 @@
         <w:rPr>
           <w:rFonts w:hint="eastAsia" w:ascii="Times New Roman" w:hAnsi="Times New Roman" w:eastAsia="FangSong" w:cs="Times New Roman"/>
         </w:rPr>
-        <w:t>室温下稳如泰山</w:t>
+        <w:t>在室温下保持稳定</w:t>
       </w:r>
       <w:r>
         <w:rPr>
@@ -16321,7 +16301,7 @@
     </w:p>
     <w:bookmarkEnd w:id="29"/>
     <w:bookmarkEnd w:id="30"/>
-    <w:bookmarkStart w:id="35" w:name="六估算的四把斧"/>
+    <w:bookmarkStart w:id="35" w:name="六估算的四种方法"/>
     <w:p>
       <w:pPr>
         <w:pStyle w:val="Heading2"/>
@@ -16343,7 +16323,7 @@
         <w:rPr>
           <w:rFonts w:hint="eastAsia" w:ascii="Times New Roman" w:hAnsi="Times New Roman" w:eastAsia="SimHei" w:cs="Times New Roman"/>
         </w:rPr>
-        <w:t>估算的四把斧</w:t>
+        <w:t>估算的四种方法</w:t>
       </w:r>
     </w:p>
     <w:bookmarkStart w:id="31" w:name="一位有效数字法"/>
@@ -16861,37 +16841,25 @@
         <w:rPr>
           <w:rFonts w:hint="eastAsia" w:ascii="Times New Roman" w:hAnsi="Times New Roman" w:eastAsia="FangSong" w:cs="Times New Roman"/>
         </w:rPr>
-        <w:t xml:space="preserve">误差</w:t>
-      </w:r>
-      <w:r>
-        <w:rPr>
-          <w:rFonts w:ascii="Times New Roman" w:hAnsi="Times New Roman" w:eastAsia="Times New Roman" w:cs="Times New Roman"/>
-        </w:rPr>
-        <w:t xml:space="preserve"> </w:t>
-      </w:r>
-      <w:r>
-        <w:rPr>
-          <w:rFonts w:hint="eastAsia" w:ascii="Times New Roman" w:hAnsi="Times New Roman" w:eastAsia="Times New Roman" w:cs="Times New Roman"/>
-        </w:rPr>
-        <w:t>0.3%，</w:t>
-      </w:r>
-      <w:r>
-        <w:rPr>
-          <w:rFonts w:hint="eastAsia" w:ascii="Times New Roman" w:hAnsi="Times New Roman" w:eastAsia="FangSong" w:cs="Times New Roman"/>
-        </w:rPr>
-        <w:t>运气好</w:t>
-      </w:r>
-      <w:r>
-        <w:rPr>
-          <w:rFonts w:hint="eastAsia" w:ascii="Times New Roman" w:hAnsi="Times New Roman" w:eastAsia="Times New Roman" w:cs="Times New Roman"/>
-        </w:rPr>
-        <w:t>；</w:t>
-      </w:r>
-      <w:r>
-        <w:rPr>
-          <w:rFonts w:hint="eastAsia" w:ascii="Times New Roman" w:hAnsi="Times New Roman" w:eastAsia="FangSong" w:cs="Times New Roman"/>
-        </w:rPr>
-        <w:t>一般能保证在</w:t>
+        <w:t xml:space="preserve">此处误差为</w:t>
+      </w:r>
+      <w:r>
+        <w:rPr>
+          <w:rFonts w:ascii="Times New Roman" w:hAnsi="Times New Roman" w:eastAsia="Times New Roman" w:cs="Times New Roman"/>
+        </w:rPr>
+        <w:t xml:space="preserve"> </w:t>
+      </w:r>
+      <w:r>
+        <w:rPr>
+          <w:rFonts w:hint="eastAsia" w:ascii="Times New Roman" w:hAnsi="Times New Roman" w:eastAsia="Times New Roman" w:cs="Times New Roman"/>
+        </w:rPr>
+        <w:t>0.3%；</w:t>
+      </w:r>
+      <w:r>
+        <w:rPr>
+          <w:rFonts w:hint="eastAsia" w:ascii="Times New Roman" w:hAnsi="Times New Roman" w:eastAsia="FangSong" w:cs="Times New Roman"/>
+        </w:rPr>
+        <w:t>一般情况下可控制在</w:t>
       </w:r>
       <w:r>
         <w:rPr>
@@ -16903,7 +16871,7 @@
         <w:rPr>
           <w:rFonts w:hint="eastAsia" w:ascii="Times New Roman" w:hAnsi="Times New Roman" w:eastAsia="FangSong" w:cs="Times New Roman"/>
         </w:rPr>
-        <w:t>内</w:t>
+        <w:t>以内</w:t>
       </w:r>
       <w:r>
         <w:rPr>
@@ -18147,7 +18115,7 @@
         <w:rPr>
           <w:rFonts w:hint="eastAsia" w:ascii="Times New Roman" w:hAnsi="Times New Roman" w:eastAsia="FangSong" w:cs="Times New Roman"/>
         </w:rPr>
-        <w:t>而是</w:t>
+        <w:t>而在于</w:t>
       </w:r>
       <w:r>
         <w:rPr>
@@ -18155,7 +18123,7 @@
           <w:b/>
           <w:bCs/>
         </w:rPr>
-        <w:t xml:space="preserve">别把数量级搞错一位</w:t>
+        <w:t xml:space="preserve">数量级不出错</w:t>
       </w:r>
       <w:r>
         <w:rPr>
@@ -23808,25 +23776,13 @@
         <w:rPr>
           <w:rFonts w:hint="eastAsia" w:ascii="Times New Roman" w:hAnsi="Times New Roman" w:eastAsia="Times New Roman" w:cs="Times New Roman"/>
         </w:rPr>
-        <w:t>）。</w:t>
-      </w:r>
-      <w:r>
-        <w:rPr>
-          <w:rFonts w:hint="eastAsia" w:ascii="Times New Roman" w:hAnsi="Times New Roman" w:eastAsia="FangSong" w:cs="Times New Roman"/>
-        </w:rPr>
-        <w:t>用时</w:t>
-      </w:r>
-      <w:r>
-        <w:rPr>
-          <w:rFonts w:ascii="Times New Roman" w:hAnsi="Times New Roman" w:eastAsia="Times New Roman" w:cs="Times New Roman"/>
-        </w:rPr>
-        <w:t xml:space="preserve"> 5 </w:t>
-      </w:r>
-      <w:r>
-        <w:rPr>
-          <w:rFonts w:hint="eastAsia" w:ascii="Times New Roman" w:hAnsi="Times New Roman" w:eastAsia="FangSong" w:cs="Times New Roman"/>
-        </w:rPr>
-        <w:t>秒</w:t>
+        <w:t>），</w:t>
+      </w:r>
+      <w:r>
+        <w:rPr>
+          <w:rFonts w:hint="eastAsia" w:ascii="Times New Roman" w:hAnsi="Times New Roman" w:eastAsia="FangSong" w:cs="Times New Roman"/>
+        </w:rPr>
+        <w:t>可迅速判定</w:t>
       </w:r>
       <w:r>
         <w:rPr>
@@ -24394,7 +24350,19 @@
         <w:rPr>
           <w:rFonts w:ascii="Times New Roman" w:hAnsi="Times New Roman" w:eastAsia="Times New Roman" w:cs="Times New Roman"/>
         </w:rPr>
-        <w:t xml:space="preserve"> 2~3 </w:t>
+        <w:t xml:space="preserve"> </w:t>
+      </w:r>
+      <w:r>
+        <w:rPr>
+          <w:rFonts w:hint="eastAsia" w:ascii="Times New Roman" w:hAnsi="Times New Roman" w:eastAsia="Times New Roman" w:cs="Times New Roman"/>
+        </w:rPr>
+        <w:t xml:space="preserve">2～3</w:t>
+      </w:r>
+      <w:r>
+        <w:rPr>
+          <w:rFonts w:ascii="Times New Roman" w:hAnsi="Times New Roman" w:eastAsia="Times New Roman" w:cs="Times New Roman"/>
+        </w:rPr>
+        <w:t xml:space="preserve"> </w:t>
       </w:r>
       <w:r>
         <w:rPr>
@@ -24925,19 +24893,7 @@
         <w:rPr>
           <w:rFonts w:hint="eastAsia" w:ascii="Times New Roman" w:hAnsi="Times New Roman" w:eastAsia="FangSong" w:cs="Times New Roman"/>
         </w:rPr>
-        <w:t>算完花</w:t>
-      </w:r>
-      <w:r>
-        <w:rPr>
-          <w:rFonts w:ascii="Times New Roman" w:hAnsi="Times New Roman" w:eastAsia="Times New Roman" w:cs="Times New Roman"/>
-        </w:rPr>
-        <w:t xml:space="preserve"> 10 </w:t>
-      </w:r>
-      <w:r>
-        <w:rPr>
-          <w:rFonts w:hint="eastAsia" w:ascii="Times New Roman" w:hAnsi="Times New Roman" w:eastAsia="FangSong" w:cs="Times New Roman"/>
-        </w:rPr>
-        <w:t>秒走一遍</w:t>
+        <w:t>计算完成后逐项核对</w:t>
       </w:r>
       <w:r>
         <w:rPr>
@@ -25306,7 +25262,7 @@
           <w:b/>
           <w:bCs/>
         </w:rPr>
-        <w:t>先看</w:t>
+        <w:t>先判量纲</w:t>
       </w:r>
       <w:r>
         <w:rPr>
@@ -25314,7 +25270,7 @@
           <w:b/>
           <w:bCs/>
         </w:rPr>
-        <w:t>「</w:t>
+        <w:t>，</w:t>
       </w:r>
       <w:r>
         <w:rPr>
@@ -25322,7 +25278,7 @@
           <w:b/>
           <w:bCs/>
         </w:rPr>
-        <w:t>什么东西</w:t>
+        <w:t>再定数量级</w:t>
       </w:r>
       <w:r>
         <w:rPr>
@@ -25330,7 +25286,7 @@
           <w:b/>
           <w:bCs/>
         </w:rPr>
-        <w:t>」（</w:t>
+        <w:t>，</w:t>
       </w:r>
       <w:r>
         <w:rPr>
@@ -25338,71 +25294,7 @@
           <w:b/>
           <w:bCs/>
         </w:rPr>
-        <w:t>量纲</w:t>
-      </w:r>
-      <w:r>
-        <w:rPr>
-          <w:rFonts w:hint="eastAsia" w:ascii="Times New Roman" w:hAnsi="Times New Roman" w:eastAsia="Times New Roman" w:cs="Times New Roman"/>
-          <w:b/>
-          <w:bCs/>
-        </w:rPr>
-        <w:t>），</w:t>
-      </w:r>
-      <w:r>
-        <w:rPr>
-          <w:rFonts w:hint="eastAsia" w:ascii="Times New Roman" w:hAnsi="Times New Roman" w:eastAsia="FangSong" w:cs="Times New Roman"/>
-          <w:b/>
-          <w:bCs/>
-        </w:rPr>
-        <w:t>再看</w:t>
-      </w:r>
-      <w:r>
-        <w:rPr>
-          <w:rFonts w:hint="eastAsia" w:ascii="Times New Roman" w:hAnsi="Times New Roman" w:eastAsia="Times New Roman" w:cs="Times New Roman"/>
-          <w:b/>
-          <w:bCs/>
-        </w:rPr>
-        <w:t>「</w:t>
-      </w:r>
-      <w:r>
-        <w:rPr>
-          <w:rFonts w:hint="eastAsia" w:ascii="Times New Roman" w:hAnsi="Times New Roman" w:eastAsia="FangSong" w:cs="Times New Roman"/>
-          <w:b/>
-          <w:bCs/>
-        </w:rPr>
-        <w:t>多大</w:t>
-      </w:r>
-      <w:r>
-        <w:rPr>
-          <w:rFonts w:hint="eastAsia" w:ascii="Times New Roman" w:hAnsi="Times New Roman" w:eastAsia="Times New Roman" w:cs="Times New Roman"/>
-          <w:b/>
-          <w:bCs/>
-        </w:rPr>
-        <w:t>」（</w:t>
-      </w:r>
-      <w:r>
-        <w:rPr>
-          <w:rFonts w:hint="eastAsia" w:ascii="Times New Roman" w:hAnsi="Times New Roman" w:eastAsia="FangSong" w:cs="Times New Roman"/>
-          <w:b/>
-          <w:bCs/>
-        </w:rPr>
-        <w:t>数量级</w:t>
-      </w:r>
-      <w:r>
-        <w:rPr>
-          <w:rFonts w:hint="eastAsia" w:ascii="Times New Roman" w:hAnsi="Times New Roman" w:eastAsia="Times New Roman" w:cs="Times New Roman"/>
-          <w:b/>
-          <w:bCs/>
-        </w:rPr>
-        <w:t>），</w:t>
-      </w:r>
-      <w:r>
-        <w:rPr>
-          <w:rFonts w:hint="eastAsia" w:ascii="Times New Roman" w:hAnsi="Times New Roman" w:eastAsia="FangSong" w:cs="Times New Roman"/>
-          <w:b/>
-          <w:bCs/>
-        </w:rPr>
-        <w:t>最后才谈数字</w:t>
+        <w:t>最后计算数值</w:t>
       </w:r>
       <w:r>
         <w:rPr>
@@ -25455,19 +25347,7 @@
         <w:rPr>
           <w:rFonts w:hint="eastAsia" w:ascii="Times New Roman" w:hAnsi="Times New Roman" w:eastAsia="FangSong" w:cs="Times New Roman"/>
         </w:rPr>
-        <w:t>验公式</w:t>
-      </w:r>
-      <w:r>
-        <w:rPr>
-          <w:rFonts w:hint="eastAsia" w:ascii="Times New Roman" w:hAnsi="Times New Roman" w:eastAsia="Times New Roman" w:cs="Times New Roman"/>
-        </w:rPr>
-        <w:t>、</w:t>
-      </w:r>
-      <w:r>
-        <w:rPr>
-          <w:rFonts w:hint="eastAsia" w:ascii="Times New Roman" w:hAnsi="Times New Roman" w:eastAsia="FangSong" w:cs="Times New Roman"/>
-        </w:rPr>
-        <w:t>查漏项一秒见效</w:t>
+        <w:t>可迅速检验公式与发现漏项</w:t>
       </w:r>
       <w:r>
         <w:rPr>
@@ -25490,13 +25370,13 @@
           <w:b/>
           <w:bCs/>
         </w:rPr>
-        <w:t xml:space="preserve">量纲分析三招</w:t>
-      </w:r>
-      <w:r>
-        <w:rPr>
-          <w:rFonts w:hint="eastAsia" w:ascii="Times New Roman" w:hAnsi="Times New Roman" w:eastAsia="FangSong" w:cs="Times New Roman"/>
-        </w:rPr>
-        <w:t>能从物理常识直接推出标度关系</w:t>
+        <w:t xml:space="preserve">量纲分析的三种用法</w:t>
+      </w:r>
+      <w:r>
+        <w:rPr>
+          <w:rFonts w:hint="eastAsia" w:ascii="Times New Roman" w:hAnsi="Times New Roman" w:eastAsia="FangSong" w:cs="Times New Roman"/>
+        </w:rPr>
+        <w:t>能由物理条件推出标度关系</w:t>
       </w:r>
       <w:r>
         <w:rPr>
@@ -25599,7 +25479,7 @@
           <w:b/>
           <w:bCs/>
         </w:rPr>
-        <w:t xml:space="preserve">估算四把斧</w:t>
+        <w:t xml:space="preserve">估算四种方法</w:t>
       </w:r>
       <w:r>
         <w:rPr>
@@ -25611,43 +25491,43 @@
         <w:rPr>
           <w:rFonts w:hint="eastAsia" w:ascii="Times New Roman" w:hAnsi="Times New Roman" w:eastAsia="FangSong" w:cs="Times New Roman"/>
         </w:rPr>
-        <w:t>近似</w:t>
-      </w:r>
-      <w:r>
-        <w:rPr>
-          <w:rFonts w:hint="eastAsia" w:ascii="Times New Roman" w:hAnsi="Times New Roman" w:eastAsia="Times New Roman" w:cs="Times New Roman"/>
-        </w:rPr>
-        <w:t>/</w:t>
-      </w:r>
-      <w:r>
-        <w:rPr>
-          <w:rFonts w:hint="eastAsia" w:ascii="Times New Roman" w:hAnsi="Times New Roman" w:eastAsia="FangSong" w:cs="Times New Roman"/>
-        </w:rPr>
-        <w:t>极值</w:t>
-      </w:r>
-      <w:r>
-        <w:rPr>
-          <w:rFonts w:hint="eastAsia" w:ascii="Times New Roman" w:hAnsi="Times New Roman" w:eastAsia="Times New Roman" w:cs="Times New Roman"/>
-        </w:rPr>
-        <w:t>/</w:t>
-      </w:r>
-      <w:r>
-        <w:rPr>
-          <w:rFonts w:hint="eastAsia" w:ascii="Times New Roman" w:hAnsi="Times New Roman" w:eastAsia="FangSong" w:cs="Times New Roman"/>
-        </w:rPr>
-        <w:t>对照</w:t>
-      </w:r>
-      <w:r>
-        <w:rPr>
-          <w:rFonts w:hint="eastAsia" w:ascii="Times New Roman" w:hAnsi="Times New Roman" w:eastAsia="Times New Roman" w:cs="Times New Roman"/>
-        </w:rPr>
-        <w:t>/</w:t>
-      </w:r>
-      <w:r>
-        <w:rPr>
-          <w:rFonts w:hint="eastAsia" w:ascii="Times New Roman" w:hAnsi="Times New Roman" w:eastAsia="FangSong" w:cs="Times New Roman"/>
-        </w:rPr>
-        <w:t>补偿</w:t>
+        <w:t>一位有效数字</w:t>
+      </w:r>
+      <w:r>
+        <w:rPr>
+          <w:rFonts w:hint="eastAsia" w:ascii="Times New Roman" w:hAnsi="Times New Roman" w:eastAsia="Times New Roman" w:cs="Times New Roman"/>
+        </w:rPr>
+        <w:t>／</w:t>
+      </w:r>
+      <w:r>
+        <w:rPr>
+          <w:rFonts w:hint="eastAsia" w:ascii="Times New Roman" w:hAnsi="Times New Roman" w:eastAsia="FangSong" w:cs="Times New Roman"/>
+        </w:rPr>
+        <w:t>上下界夹逼</w:t>
+      </w:r>
+      <w:r>
+        <w:rPr>
+          <w:rFonts w:hint="eastAsia" w:ascii="Times New Roman" w:hAnsi="Times New Roman" w:eastAsia="Times New Roman" w:cs="Times New Roman"/>
+        </w:rPr>
+        <w:t>／</w:t>
+      </w:r>
+      <w:r>
+        <w:rPr>
+          <w:rFonts w:hint="eastAsia" w:ascii="Times New Roman" w:hAnsi="Times New Roman" w:eastAsia="FangSong" w:cs="Times New Roman"/>
+        </w:rPr>
+        <w:t>对数化</w:t>
+      </w:r>
+      <w:r>
+        <w:rPr>
+          <w:rFonts w:hint="eastAsia" w:ascii="Times New Roman" w:hAnsi="Times New Roman" w:eastAsia="Times New Roman" w:cs="Times New Roman"/>
+        </w:rPr>
+        <w:t>／</w:t>
+      </w:r>
+      <w:r>
+        <w:rPr>
+          <w:rFonts w:hint="eastAsia" w:ascii="Times New Roman" w:hAnsi="Times New Roman" w:eastAsia="FangSong" w:cs="Times New Roman"/>
+        </w:rPr>
+        <w:t>分解</w:t>
       </w:r>
       <w:r>
         <w:rPr>
@@ -25719,7 +25599,7 @@
         <w:rPr>
           <w:rFonts w:hint="eastAsia" w:ascii="Times New Roman" w:hAnsi="Times New Roman" w:eastAsia="FangSong" w:cs="Times New Roman"/>
         </w:rPr>
-        <w:t>量纲不符与数量级离谱的选项先排除</w:t>
+        <w:t>量纲不符与数量级明显偏离的选项先排除</w:t>
       </w:r>
       <w:r>
         <w:rPr>
